--- a/sql/数据库创建代码.docx
+++ b/sql/数据库创建代码.docx
@@ -35,8 +35,6 @@
         </w:rPr>
         <w:t>（说明：type表示用户类型，1=学生，2=老师，3=管理员。学生可以不添加学科和学院（specialty和faculties）老师可以不添加任教班级（class）管理员可以三者都不添加</w:t>
       </w:r>
-      <w:bookmarkStart w:id="0" w:name="_GoBack"/>
-      <w:bookmarkEnd w:id="0"/>
     </w:p>
     <w:p>
       <w:pPr>
@@ -3500,12 +3498,16 @@
       <w:pPr>
         <w:rPr>
           <w:rFonts w:hint="default"/>
-          <w:lang w:val="en-US" w:eastAsia="zh-CN"/>
-        </w:rPr>
-      </w:pPr>
-      <w:r>
-        <w:rPr>
-          <w:rFonts w:hint="eastAsia"/>
+          <w:b/>
+          <w:bCs/>
+          <w:lang w:val="en-US" w:eastAsia="zh-CN"/>
+        </w:rPr>
+      </w:pPr>
+      <w:r>
+        <w:rPr>
+          <w:rFonts w:hint="eastAsia"/>
+          <w:b/>
+          <w:bCs/>
           <w:lang w:val="en-US" w:eastAsia="zh-CN"/>
         </w:rPr>
         <w:t>Test表增加mader字段和testid字段</w:t>
@@ -3581,6 +3583,8 @@
       <w:r>
         <w:rPr>
           <w:rFonts w:hint="eastAsia"/>
+          <w:b/>
+          <w:bCs/>
           <w:lang w:val="en-US" w:eastAsia="zh-CN"/>
         </w:rPr>
         <w:t>Paper表修改testid为paperid</w:t>
@@ -3614,6 +3618,231 @@
           <w:lang w:val="en-US" w:eastAsia="zh-CN"/>
         </w:rPr>
         <w:t>CHANGE COLUMN `testid` `paperid` BIGINT NOT NULL ;</w:t>
+      </w:r>
+    </w:p>
+    <w:p>
+      <w:pPr>
+        <w:rPr>
+          <w:rFonts w:hint="eastAsia"/>
+          <w:lang w:val="en-US" w:eastAsia="zh-CN"/>
+        </w:rPr>
+      </w:pPr>
+      <w:r>
+        <w:rPr>
+          <w:rFonts w:hint="eastAsia"/>
+          <w:lang w:val="en-US" w:eastAsia="zh-CN"/>
+        </w:rPr>
+        <w:t>所以数据表中id字段自增取消</w:t>
+      </w:r>
+    </w:p>
+    <w:p>
+      <w:pPr>
+        <w:rPr>
+          <w:rFonts w:hint="default"/>
+          <w:lang w:val="en-US" w:eastAsia="zh-CN"/>
+        </w:rPr>
+      </w:pPr>
+      <w:r>
+        <w:rPr>
+          <w:rFonts w:hint="default"/>
+          <w:lang w:val="en-US" w:eastAsia="zh-CN"/>
+        </w:rPr>
+        <w:t xml:space="preserve">ALTER TABLE `testsystem`.`course` </w:t>
+      </w:r>
+    </w:p>
+    <w:p>
+      <w:pPr>
+        <w:rPr>
+          <w:rFonts w:hint="default"/>
+          <w:lang w:val="en-US" w:eastAsia="zh-CN"/>
+        </w:rPr>
+      </w:pPr>
+      <w:r>
+        <w:rPr>
+          <w:rFonts w:hint="default"/>
+          <w:lang w:val="en-US" w:eastAsia="zh-CN"/>
+        </w:rPr>
+        <w:t>CHANGE COLUMN `id` `id` INT NOT NULL ;</w:t>
+      </w:r>
+    </w:p>
+    <w:p>
+      <w:pPr>
+        <w:rPr>
+          <w:rFonts w:hint="default"/>
+          <w:lang w:val="en-US" w:eastAsia="zh-CN"/>
+        </w:rPr>
+      </w:pPr>
+      <w:r>
+        <w:rPr>
+          <w:rFonts w:hint="default"/>
+          <w:lang w:val="en-US" w:eastAsia="zh-CN"/>
+        </w:rPr>
+        <w:t xml:space="preserve">ALTER TABLE `testsystem`.`objective_question1` </w:t>
+      </w:r>
+    </w:p>
+    <w:p>
+      <w:pPr>
+        <w:rPr>
+          <w:rFonts w:hint="default"/>
+          <w:lang w:val="en-US" w:eastAsia="zh-CN"/>
+        </w:rPr>
+      </w:pPr>
+      <w:r>
+        <w:rPr>
+          <w:rFonts w:hint="default"/>
+          <w:lang w:val="en-US" w:eastAsia="zh-CN"/>
+        </w:rPr>
+        <w:t>CHANGE COLUMN `id` `id` INT NOT NULL ;</w:t>
+      </w:r>
+    </w:p>
+    <w:p>
+      <w:pPr>
+        <w:rPr>
+          <w:rFonts w:hint="default"/>
+          <w:lang w:val="en-US" w:eastAsia="zh-CN"/>
+        </w:rPr>
+      </w:pPr>
+      <w:r>
+        <w:rPr>
+          <w:rFonts w:hint="default"/>
+          <w:lang w:val="en-US" w:eastAsia="zh-CN"/>
+        </w:rPr>
+        <w:t xml:space="preserve">ALTER TABLE `testsystem`.`objective_question2` </w:t>
+      </w:r>
+    </w:p>
+    <w:p>
+      <w:pPr>
+        <w:rPr>
+          <w:rFonts w:hint="default"/>
+          <w:lang w:val="en-US" w:eastAsia="zh-CN"/>
+        </w:rPr>
+      </w:pPr>
+      <w:r>
+        <w:rPr>
+          <w:rFonts w:hint="default"/>
+          <w:lang w:val="en-US" w:eastAsia="zh-CN"/>
+        </w:rPr>
+        <w:t>CHANGE COLUMN `id` `id` INT NOT NULL ;</w:t>
+      </w:r>
+    </w:p>
+    <w:p>
+      <w:pPr>
+        <w:rPr>
+          <w:rFonts w:hint="default"/>
+          <w:lang w:val="en-US" w:eastAsia="zh-CN"/>
+        </w:rPr>
+      </w:pPr>
+      <w:r>
+        <w:rPr>
+          <w:rFonts w:hint="default"/>
+          <w:lang w:val="en-US" w:eastAsia="zh-CN"/>
+        </w:rPr>
+        <w:t xml:space="preserve">ALTER TABLE `testsystem`.`paper` </w:t>
+      </w:r>
+    </w:p>
+    <w:p>
+      <w:pPr>
+        <w:rPr>
+          <w:rFonts w:hint="default"/>
+          <w:lang w:val="en-US" w:eastAsia="zh-CN"/>
+        </w:rPr>
+      </w:pPr>
+      <w:r>
+        <w:rPr>
+          <w:rFonts w:hint="default"/>
+          <w:lang w:val="en-US" w:eastAsia="zh-CN"/>
+        </w:rPr>
+        <w:t>CHANGE COLUMN `id` `id` INT NOT NULL ;</w:t>
+      </w:r>
+    </w:p>
+    <w:p>
+      <w:pPr>
+        <w:rPr>
+          <w:rFonts w:hint="default"/>
+          <w:lang w:val="en-US" w:eastAsia="zh-CN"/>
+        </w:rPr>
+      </w:pPr>
+      <w:r>
+        <w:rPr>
+          <w:rFonts w:hint="default"/>
+          <w:lang w:val="en-US" w:eastAsia="zh-CN"/>
+        </w:rPr>
+        <w:t xml:space="preserve">ALTER TABLE `testsystem`.`subjective_question` </w:t>
+      </w:r>
+    </w:p>
+    <w:p>
+      <w:pPr>
+        <w:rPr>
+          <w:rFonts w:hint="default"/>
+          <w:lang w:val="en-US" w:eastAsia="zh-CN"/>
+        </w:rPr>
+      </w:pPr>
+      <w:r>
+        <w:rPr>
+          <w:rFonts w:hint="default"/>
+          <w:lang w:val="en-US" w:eastAsia="zh-CN"/>
+        </w:rPr>
+        <w:t>CHANGE COLUMN `id` `id` INT NOT NULL ;</w:t>
+      </w:r>
+    </w:p>
+    <w:p>
+      <w:pPr>
+        <w:rPr>
+          <w:rFonts w:hint="default"/>
+          <w:lang w:val="en-US" w:eastAsia="zh-CN"/>
+        </w:rPr>
+      </w:pPr>
+      <w:r>
+        <w:rPr>
+          <w:rFonts w:hint="default"/>
+          <w:lang w:val="en-US" w:eastAsia="zh-CN"/>
+        </w:rPr>
+        <w:t xml:space="preserve">ALTER TABLE `testsystem`.`test` </w:t>
+      </w:r>
+    </w:p>
+    <w:p>
+      <w:pPr>
+        <w:rPr>
+          <w:rFonts w:hint="default"/>
+          <w:lang w:val="en-US" w:eastAsia="zh-CN"/>
+        </w:rPr>
+      </w:pPr>
+      <w:r>
+        <w:rPr>
+          <w:rFonts w:hint="default"/>
+          <w:lang w:val="en-US" w:eastAsia="zh-CN"/>
+        </w:rPr>
+        <w:t>CHANGE COLUMN `id` `id` INT NOT NULL ;</w:t>
+      </w:r>
+    </w:p>
+    <w:p>
+      <w:pPr>
+        <w:rPr>
+          <w:rFonts w:hint="default"/>
+          <w:lang w:val="en-US" w:eastAsia="zh-CN"/>
+        </w:rPr>
+      </w:pPr>
+      <w:r>
+        <w:rPr>
+          <w:rFonts w:hint="default"/>
+          <w:lang w:val="en-US" w:eastAsia="zh-CN"/>
+        </w:rPr>
+        <w:t xml:space="preserve">ALTER TABLE `testsystem`.`user` </w:t>
+      </w:r>
+    </w:p>
+    <w:p>
+      <w:pPr>
+        <w:rPr>
+          <w:rFonts w:hint="default"/>
+          <w:lang w:val="en-US" w:eastAsia="zh-CN"/>
+        </w:rPr>
+      </w:pPr>
+      <w:r>
+        <w:rPr>
+          <w:rFonts w:hint="default"/>
+          <w:lang w:val="en-US" w:eastAsia="zh-CN"/>
+        </w:rPr>
+        <w:t>CHANGE COLUMN `id` `id` INT NOT NULL ;</w:t>
       </w:r>
     </w:p>
     <w:p>
@@ -3653,7 +3882,16 @@
           <w:rFonts w:hint="eastAsia"/>
           <w:lang w:val="en-US" w:eastAsia="zh-CN"/>
         </w:rPr>
-        <w:t>各表的id为自增，不用管它，要管的是“表名+id”字段如“userid，testid”等</w:t>
+        <w:t>各表的id为自增，不用管它，要管的</w:t>
+      </w:r>
+      <w:bookmarkStart w:id="0" w:name="_GoBack"/>
+      <w:bookmarkEnd w:id="0"/>
+      <w:r>
+        <w:rPr>
+          <w:rFonts w:hint="eastAsia"/>
+          <w:lang w:val="en-US" w:eastAsia="zh-CN"/>
+        </w:rPr>
+        <w:t>是“表名+id”字段如“userid，testid”等</w:t>
       </w:r>
     </w:p>
     <w:sectPr>
